--- a/docs/Luminary_Systems_SE_Overview.docx
+++ b/docs/Luminary_Systems_SE_Overview.docx
@@ -1562,7 +1562,7 @@
           </w:tcPr>
           <w:p>
             <w:r>
-              <w:t xml:space="preserve">125</w:t>
+              <w:t>88</w:t>
             </w:r>
           </w:p>
         </w:tc>
@@ -2134,7 +2134,7 @@
           </w:tcPr>
           <w:p>
             <w:r>
-              <w:t xml:space="preserve">125</w:t>
+              <w:t>88</w:t>
             </w:r>
           </w:p>
         </w:tc>

--- a/docs/Luminary_Systems_SE_Overview.docx
+++ b/docs/Luminary_Systems_SE_Overview.docx
@@ -1601,7 +1601,7 @@
     </w:p>
     <w:p>
       <w:r>
-        <w:t xml:space="preserve">22 IoT devices detected by Ordr sit on the wrong VLAN — corporate or guest VLANs instead of the isolated IoT VLAN. That's a lateral-movement risk: if one of these devices is compromised, it has direct access to corporate endpoints.</w:t>
+        <w:t>11 IoT devices detected by Ordr sit on the wrong VLAN — corporate or guest VLANs instead of the isolated IoT VLAN. That's a lateral-movement risk: if one of these devices is compromised, it has direct access to corporate endpoints.</w:t>
       </w:r>
     </w:p>
     <w:tbl>
@@ -1683,7 +1683,7 @@
           </w:tcPr>
           <w:p>
             <w:r>
-              <w:t xml:space="preserve">22</w:t>
+              <w:t>11</w:t>
             </w:r>
           </w:p>
         </w:tc>
@@ -1749,7 +1749,7 @@
           </w:tcPr>
           <w:p>
             <w:r>
-              <w:t xml:space="preserve">SFO, NYC, LON</w:t>
+              <w:t>SFO</w:t>
             </w:r>
           </w:p>
         </w:tc>
@@ -1914,7 +1914,7 @@
           </w:tcPr>
           <w:p>
             <w:r>
-              <w:t xml:space="preserve">SFO, NYC, LON</w:t>
+              <w:t>SFO, NYC, LON</w:t>
             </w:r>
           </w:p>
         </w:tc>
@@ -2057,7 +2057,7 @@
           </w:tcPr>
           <w:p>
             <w:r>
-              <w:t xml:space="preserve">SFO, NYC, LON, AMS</w:t>
+              <w:t>SFO, NYC, LON, AMS</w:t>
             </w:r>
           </w:p>
         </w:tc>
@@ -2074,7 +2074,7 @@
     </w:p>
     <w:p>
       <w:r>
-        <w:t xml:space="preserve">The headline gap story: 182 endpoints are enrolled in CrowdStrike, Jamf, or Intune but don't exist in ServiceNow — the CMDB underreports managed devices by roughly 22%.</w:t>
+        <w:t>The headline gap story: 182 endpoints are enrolled in CrowdStrike, Jamf, or Intune but don't exist in ServiceNow — the CMDB underreports managed devices by roughly 11%.</w:t>
       </w:r>
     </w:p>
     <w:tbl>
@@ -2222,7 +2222,7 @@
           </w:tcPr>
           <w:p>
             <w:r>
-              <w:t xml:space="preserve">~22%</w:t>
+              <w:t>~22%</w:t>
             </w:r>
           </w:p>
         </w:tc>

--- a/docs/Luminary_Systems_SE_Overview.docx
+++ b/docs/Luminary_Systems_SE_Overview.docx
@@ -657,7 +657,7 @@
           </w:tcPr>
           <w:p>
             <w:r>
-              <w:t xml:space="preserve">829</w:t>
+              <w:t>663</w:t>
             </w:r>
           </w:p>
         </w:tc>
@@ -1228,7 +1228,7 @@
           </w:tcPr>
           <w:p>
             <w:r>
-              <w:t xml:space="preserve">245</w:t>
+              <w:t>63</w:t>
             </w:r>
           </w:p>
         </w:tc>
@@ -1260,7 +1260,7 @@
           </w:tcPr>
           <w:p>
             <w:r>
-              <w:t xml:space="preserve">17</w:t>
+              <w:t>14</w:t>
             </w:r>
           </w:p>
         </w:tc>
@@ -1661,7 +1661,7 @@
           </w:tcPr>
           <w:p>
             <w:r>
-              <w:t xml:space="preserve">245</w:t>
+              <w:t>63</w:t>
             </w:r>
           </w:p>
         </w:tc>
@@ -1756,6 +1756,70 @@
       </w:tr>
     </w:tbl>
     <w:p/>
+    <w:p>
+      <w:pPr>
+        <w:pStyle w:val="Heading3"/>
+      </w:pPr>
+      <w:r>
+        <w:t xml:space="preserve">How to Find This in UAI (Scenario B Demo Steps)</w:t>
+      </w:r>
+    </w:p>
+    <w:p>
+      <w:pPr>
+        <w:pStyle w:val="Normal"/>
+      </w:pPr>
+      <w:r>
+        <w:t xml:space="preserve">1. Open UAI → Asset Inventory. Set Source filter = Ordr.</w:t>
+      </w:r>
+    </w:p>
+    <w:p>
+      <w:pPr>
+        <w:pStyle w:val="Normal"/>
+      </w:pPr>
+      <w:r>
+        <w:t xml:space="preserve">2. Add the VLAN / Network column. Sort by VLAN ascending.</w:t>
+      </w:r>
+    </w:p>
+    <w:p>
+      <w:pPr>
+        <w:pStyle w:val="Normal"/>
+      </w:pPr>
+      <w:r>
+        <w:t xml:space="preserve">3. Observe: the bulk of IoT devices show VLAN 40 (IoT). Eleven SFO devices show VLAN 10 (Corp) or VLAN 20 (Guest).</w:t>
+      </w:r>
+    </w:p>
+    <w:p>
+      <w:pPr>
+        <w:pStyle w:val="Normal"/>
+      </w:pPr>
+      <w:r>
+        <w:t xml:space="preserve">4. Click any mismatch device — confirm Device Type = IP Camera or IoT Sensor. Ordr classified it correctly as IoT, but it landed on the wrong VLAN.</w:t>
+      </w:r>
+    </w:p>
+    <w:p>
+      <w:pPr>
+        <w:pStyle w:val="Normal"/>
+      </w:pPr>
+      <w:r>
+        <w:t xml:space="preserve">5. The risk: these cameras and sensors have Layer-2 access to corporate endpoints (VLAN 10) or are exposed to guest traffic (VLAN 20). A compromised camera is a lateral-movement path into the corporate network.</w:t>
+      </w:r>
+    </w:p>
+    <w:p>
+      <w:pPr>
+        <w:pStyle w:val="Normal"/>
+      </w:pPr>
+      <w:r>
+        <w:t xml:space="preserve">SE talking point: "Ordr sees 245 IoT devices. 11 of them in SFO are on the corporate or guest VLAN instead of the isolated IoT VLAN. UAI surfaces this in seconds — your network team would need a full manual VLAN audit to find the same thing, and they probably haven't done one."</w:t>
+      </w:r>
+    </w:p>
+    <w:p>
+      <w:pPr>
+        <w:pStyle w:val="Normal"/>
+      </w:pPr>
+      <w:r>
+        <w:t xml:space="preserve">Highlight devices: lsys-sfo-iot-2002, 2019, 2079, 2120, 2135, 2138, 2173, 2176, 2177, 2194, 2206 (all SFO, Ordr-only, IP Cameras / Sensors / MV12W).</w:t>
+      </w:r>
+    </w:p>
     <w:p>
       <w:pPr>
         <w:pStyle w:val="Heading2"/>

--- a/docs/Luminary_Systems_SE_Overview.docx
+++ b/docs/Luminary_Systems_SE_Overview.docx
@@ -657,7 +657,7 @@
           </w:tcPr>
           <w:p>
             <w:r>
-              <w:t>663</w:t>
+              <w:t>30</w:t>
             </w:r>
           </w:p>
         </w:tc>
@@ -1228,7 +1228,7 @@
           </w:tcPr>
           <w:p>
             <w:r>
-              <w:t>63</w:t>
+              <w:t>0</w:t>
             </w:r>
           </w:p>
         </w:tc>
@@ -1260,7 +1260,7 @@
           </w:tcPr>
           <w:p>
             <w:r>
-              <w:t>14</w:t>
+              <w:t>30</w:t>
             </w:r>
           </w:p>
         </w:tc>
@@ -1661,7 +1661,7 @@
           </w:tcPr>
           <w:p>
             <w:r>
-              <w:t>63</w:t>
+              <w:t>30</w:t>
             </w:r>
           </w:p>
         </w:tc>

--- a/docs/Luminary_Systems_SE_Overview.docx
+++ b/docs/Luminary_Systems_SE_Overview.docx
@@ -593,7 +593,7 @@
           </w:tcPr>
           <w:p>
             <w:r>
-              <w:t xml:space="preserve">1,186</w:t>
+              <w:t>1,177</w:t>
             </w:r>
           </w:p>
         </w:tc>
@@ -625,7 +625,7 @@
           </w:tcPr>
           <w:p>
             <w:r>
-              <w:t xml:space="preserve">750</w:t>
+              <w:t>745</w:t>
             </w:r>
           </w:p>
         </w:tc>
@@ -635,7 +635,7 @@
           </w:tcPr>
           <w:p>
             <w:r>
-              <w:t xml:space="preserve">Wireless clients</w:t>
+              <w:t>Wireless clients; floor-level location (e.g. 'Bangalore - 4th Floor')</w:t>
             </w:r>
           </w:p>
         </w:tc>
@@ -689,7 +689,7 @@
           </w:tcPr>
           <w:p>
             <w:r>
-              <w:t xml:space="preserve">1,587</w:t>
+              <w:t>1,580</w:t>
             </w:r>
           </w:p>
         </w:tc>
@@ -780,7 +780,7 @@
     </w:p>
     <w:p>
       <w:r>
-        <w:t xml:space="preserve">This is the most powerful moment in any UAI demo. ServiceNow reports 1,415 configuration items. UAI correlates across every other source and surfaces 2,390 unique assets — 975 assets, or 41% of the environment, that the CMDB never knew existed. These gaps are deliberately built into the dataset, so the story is repeatable and predictable in every demo.</w:t>
+        <w:t>This is the most powerful moment in any UAI demo. ServiceNow reports 1,415 configuration items. UAI correlates across every other source and surfaces 2,403 unique assets — 975 assets, or 41% of the environment, that the CMDB never knew existed. These gaps are deliberately built into the dataset, so the story is repeatable and predictable in every demo.</w:t>
       </w:r>
     </w:p>
     <w:p>
@@ -1410,7 +1410,7 @@
         <w:rPr>
           <w:i/>
         </w:rPr>
-        <w:t xml:space="preserve">Demo talking point: “ServiceNow told us we have 1,415 assets. UAI found 2,390. The 975 we didn't know about include 245 IoT devices, 505 mobile devices, and 182 endpoints that your security tools already manage but your CMDB has never seen.”</w:t>
+        <w:t>Demo talking point: “ServiceNow told us we have 1,415 assets. UAI found 2,403. The 975 we didn't know about include 245 IoT devices, 505 mobile devices, and 182 endpoints that your security tools already manage but your CMDB has never seen.”</w:t>
       </w:r>
     </w:p>
     <w:p>
@@ -2293,6 +2293,54 @@
       </w:tr>
     </w:tbl>
     <w:p/>
+    <w:p>
+      <w:pPr>
+        <w:pStyle w:val="Heading2"/>
+      </w:pPr>
+      <w:r>
+        <w:t>UAI Location Field Sources</w:t>
+      </w:r>
+    </w:p>
+    <w:p>
+      <w:pPr>
+        <w:pStyle w:val="ListBullet"/>
+      </w:pPr>
+      <w:r>
+        <w:t xml:space="preserve">CrowdStrike: reads zone_group field → city name</w:t>
+      </w:r>
+    </w:p>
+    <w:p>
+      <w:pPr>
+        <w:pStyle w:val="ListBullet"/>
+      </w:pPr>
+      <w:r>
+        <w:t xml:space="preserve">ServiceNow: reads u_region from linked cmn_location record → city name</w:t>
+      </w:r>
+    </w:p>
+    <w:p>
+      <w:pPr>
+        <w:pStyle w:val="ListBullet"/>
+      </w:pPr>
+      <w:r>
+        <w:t xml:space="preserve">Jamf Pro: reads userAndLocation.building → city name (other sub-fields cleared to avoid concatenation)</w:t>
+      </w:r>
+    </w:p>
+    <w:p>
+      <w:pPr>
+        <w:pStyle w:val="ListBullet"/>
+      </w:pPr>
+      <w:r>
+        <w:t xml:space="preserve">Mist: reads map name → floor location (e.g. 'Bangalore - 4th Floor'); 15 floor maps served across 3 sites</w:t>
+      </w:r>
+    </w:p>
+    <w:p>
+      <w:pPr>
+        <w:pStyle w:val="ListBullet"/>
+      </w:pPr>
+      <w:r>
+        <w:t xml:space="preserve">Meraki: geocodes device lat/lng → city name (San Francisco, New York, London)</w:t>
+      </w:r>
+    </w:p>
     <w:sectPr>
       <w:headerReference w:type="default" r:id="rId11"/>
       <w:footerReference w:type="even" r:id="rId12"/>

--- a/docs/Luminary_Systems_SE_Overview.docx
+++ b/docs/Luminary_Systems_SE_Overview.docx
@@ -689,7 +689,7 @@
           </w:tcPr>
           <w:p>
             <w:r>
-              <w:t>1,580</w:t>
+              <w:t>1,425</w:t>
             </w:r>
           </w:p>
         </w:tc>

--- a/docs/Luminary_Systems_SE_Overview.docx
+++ b/docs/Luminary_Systems_SE_Overview.docx
@@ -593,7 +593,7 @@
           </w:tcPr>
           <w:p>
             <w:r>
-              <w:t>1,177</w:t>
+              <w:t>1,047</w:t>
             </w:r>
           </w:p>
         </w:tc>
@@ -625,7 +625,7 @@
           </w:tcPr>
           <w:p>
             <w:r>
-              <w:t>745</w:t>
+              <w:t>665</w:t>
             </w:r>
           </w:p>
         </w:tc>

--- a/docs/Luminary_Systems_SE_Overview.docx
+++ b/docs/Luminary_Systems_SE_Overview.docx
@@ -465,7 +465,7 @@
           </w:tcPr>
           <w:p>
             <w:r>
-              <w:t xml:space="preserve">1,415</w:t>
+              <w:t>1,392</w:t>
             </w:r>
           </w:p>
         </w:tc>
